--- a/00-首页/题组Word/专项卷/一分册/专项卷VII-学生版.docx
+++ b/00-首页/题组Word/专项卷/一分册/专项卷VII-学生版.docx
@@ -4634,7 +4634,27 @@
         <w:rPr>
           <w:rFonts w:hint="eastAsia" w:ascii="Times New Roman" w:hAnsi="Times New Roman" w:eastAsia="Times New Roman" w:cs="Times New Roman"/>
         </w:rPr>
-        <w:t>（N_A）</w:t>
+        <w:t>（</w:t>
+      </w:r>
+      <m:oMath>
+        <m:sSub>
+          <m:e>
+            <m:r>
+              <m:t>N</m:t>
+            </m:r>
+          </m:e>
+          <m:sub>
+            <m:r>
+              <m:t>A</m:t>
+            </m:r>
+          </m:sub>
+        </m:sSub>
+      </m:oMath>
+      <w:r>
+        <w:rPr>
+          <w:rFonts w:hint="eastAsia" w:ascii="Times New Roman" w:hAnsi="Times New Roman" w:eastAsia="Times New Roman" w:cs="Times New Roman"/>
+        </w:rPr>
+        <w:t>）</w:t>
       </w:r>
       <w:r>
         <w:rPr>
@@ -4646,7 +4666,33 @@
         <w:rPr>
           <w:rFonts w:ascii="Times New Roman" w:hAnsi="Times New Roman" w:eastAsia="Times New Roman" w:cs="Times New Roman"/>
         </w:rPr>
-        <w:t xml:space="preserve"> N_A = ____。</w:t>
+        <w:t xml:space="preserve"> </w:t>
+      </w:r>
+      <m:oMath>
+        <m:sSub>
+          <m:e>
+            <m:r>
+              <m:t>N</m:t>
+            </m:r>
+          </m:e>
+          <m:sub>
+            <m:r>
+              <m:t>A</m:t>
+            </m:r>
+          </m:sub>
+        </m:sSub>
+      </m:oMath>
+      <w:r>
+        <w:rPr>
+          <w:rFonts w:ascii="Times New Roman" w:hAnsi="Times New Roman" w:eastAsia="Times New Roman" w:cs="Times New Roman"/>
+        </w:rPr>
+        <w:t xml:space="preserve"> </w:t>
+      </w:r>
+      <w:r>
+        <w:rPr>
+          <w:rFonts w:ascii="Times New Roman" w:hAnsi="Times New Roman" w:eastAsia="Times New Roman" w:cs="Times New Roman"/>
+        </w:rPr>
+        <w:t xml:space="preserve">= ____。</w:t>
       </w:r>
     </w:p>
     <w:p>
@@ -7749,22 +7795,36 @@
         <w:rPr>
           <w:rFonts w:ascii="Times New Roman" w:hAnsi="Times New Roman" w:eastAsia="Times New Roman" w:cs="Times New Roman"/>
         </w:rPr>
-        <w:t xml:space="preserve"> PHF</w:t>
-      </w:r>
-      <w:r>
-        <w:rPr>
-          <w:rFonts w:ascii="Times New Roman" w:hAnsi="Times New Roman" w:eastAsia="Times New Roman" w:cs="Times New Roman"/>
-          <w:vertAlign w:val="subscript"/>
-        </w:rPr>
-        <w:t>3</w:t>
-      </w:r>
-      <w:r>
-        <w:rPr>
-          <w:rFonts w:ascii="Times New Roman" w:hAnsi="Times New Roman" w:eastAsia="Times New Roman" w:cs="Times New Roman"/>
-          <w:vertAlign w:val="superscript"/>
-        </w:rPr>
-        <w:t>+</w:t>
-      </w:r>
+        <w:t xml:space="preserve"> </w:t>
+      </w:r>
+      <m:oMath>
+        <m:r>
+          <m:t>P</m:t>
+        </m:r>
+        <m:r>
+          <m:t>H</m:t>
+        </m:r>
+        <m:sSubSup>
+          <m:e>
+            <m:r>
+              <m:t>F</m:t>
+            </m:r>
+          </m:e>
+          <m:sub>
+            <m:r>
+              <m:t>3</m:t>
+            </m:r>
+          </m:sub>
+          <m:sup>
+            <m:r>
+              <m:rPr>
+                <m:sty m:val="p"/>
+              </m:rPr>
+              <m:t>+</m:t>
+            </m:r>
+          </m:sup>
+        </m:sSubSup>
+      </m:oMath>
       <w:r>
         <w:rPr>
           <w:rFonts w:ascii="Times New Roman" w:hAnsi="Times New Roman" w:eastAsia="Times New Roman" w:cs="Times New Roman"/>
@@ -7825,22 +7885,36 @@
         <w:rPr>
           <w:rFonts w:ascii="Times New Roman" w:hAnsi="Times New Roman" w:eastAsia="Times New Roman" w:cs="Times New Roman"/>
         </w:rPr>
-        <w:t xml:space="preserve"> PHF</w:t>
-      </w:r>
-      <w:r>
-        <w:rPr>
-          <w:rFonts w:ascii="Times New Roman" w:hAnsi="Times New Roman" w:eastAsia="Times New Roman" w:cs="Times New Roman"/>
-          <w:vertAlign w:val="subscript"/>
-        </w:rPr>
-        <w:t>3</w:t>
-      </w:r>
-      <w:r>
-        <w:rPr>
-          <w:rFonts w:ascii="Times New Roman" w:hAnsi="Times New Roman" w:eastAsia="Times New Roman" w:cs="Times New Roman"/>
-          <w:vertAlign w:val="superscript"/>
-        </w:rPr>
-        <w:t>+</w:t>
-      </w:r>
+        <w:t xml:space="preserve"> </w:t>
+      </w:r>
+      <m:oMath>
+        <m:r>
+          <m:t>P</m:t>
+        </m:r>
+        <m:r>
+          <m:t>H</m:t>
+        </m:r>
+        <m:sSubSup>
+          <m:e>
+            <m:r>
+              <m:t>F</m:t>
+            </m:r>
+          </m:e>
+          <m:sub>
+            <m:r>
+              <m:t>3</m:t>
+            </m:r>
+          </m:sub>
+          <m:sup>
+            <m:r>
+              <m:rPr>
+                <m:sty m:val="p"/>
+              </m:rPr>
+              <m:t>+</m:t>
+            </m:r>
+          </m:sup>
+        </m:sSubSup>
+      </m:oMath>
       <w:r>
         <w:rPr>
           <w:rFonts w:ascii="Times New Roman" w:hAnsi="Times New Roman" w:eastAsia="Times New Roman" w:cs="Times New Roman"/>
@@ -8080,60 +8154,92 @@
         <w:rPr>
           <w:rFonts w:hint="eastAsia" w:ascii="Times New Roman" w:hAnsi="Times New Roman" w:eastAsia="Times New Roman" w:cs="Times New Roman"/>
         </w:rPr>
-        <w:t>：NO</w:t>
-      </w:r>
-      <w:r>
-        <w:rPr>
-          <w:rFonts w:hint="eastAsia" w:ascii="Times New Roman" w:hAnsi="Times New Roman" w:eastAsia="Times New Roman" w:cs="Times New Roman"/>
-          <w:vertAlign w:val="subscript"/>
-        </w:rPr>
-        <w:t>2</w:t>
-      </w:r>
-      <w:r>
-        <w:rPr>
-          <w:rFonts w:hint="eastAsia" w:ascii="Times New Roman" w:hAnsi="Times New Roman" w:eastAsia="Times New Roman" w:cs="Times New Roman"/>
-          <w:vertAlign w:val="superscript"/>
-        </w:rPr>
-        <w:t>+</w:t>
-      </w:r>
-      <w:r>
-        <w:rPr>
-          <w:rFonts w:hint="eastAsia" w:ascii="Times New Roman" w:hAnsi="Times New Roman" w:eastAsia="Times New Roman" w:cs="Times New Roman"/>
-        </w:rPr>
-        <w:t>、NO</w:t>
-      </w:r>
-      <w:r>
-        <w:rPr>
-          <w:rFonts w:hint="eastAsia" w:ascii="Times New Roman" w:hAnsi="Times New Roman" w:eastAsia="Times New Roman" w:cs="Times New Roman"/>
-          <w:vertAlign w:val="subscript"/>
-        </w:rPr>
-        <w:t>2</w:t>
-      </w:r>
-      <w:r>
-        <w:rPr>
-          <w:rFonts w:hint="eastAsia" w:ascii="Times New Roman" w:hAnsi="Times New Roman" w:eastAsia="Times New Roman" w:cs="Times New Roman"/>
-        </w:rPr>
-        <w:t>、NO</w:t>
-      </w:r>
-      <w:r>
-        <w:rPr>
-          <w:rFonts w:hint="eastAsia" w:ascii="Times New Roman" w:hAnsi="Times New Roman" w:eastAsia="Times New Roman" w:cs="Times New Roman"/>
-          <w:vertAlign w:val="subscript"/>
-        </w:rPr>
-        <w:t>2</w:t>
-      </w:r>
-      <w:r>
-        <w:rPr>
-          <w:rFonts w:hint="eastAsia" w:ascii="Times New Roman" w:hAnsi="Times New Roman" w:eastAsia="Times New Roman" w:cs="Times New Roman"/>
-          <w:vertAlign w:val="superscript"/>
-        </w:rPr>
-        <w:t>-</w:t>
-      </w:r>
-      <w:r>
-        <w:rPr>
-          <w:rFonts w:hint="eastAsia" w:ascii="Times New Roman" w:hAnsi="Times New Roman" w:eastAsia="Times New Roman" w:cs="Times New Roman"/>
-        </w:rPr>
-        <w:t>。</w:t>
+        <w:t>：</w:t>
+      </w:r>
+      <m:oMath>
+        <m:r>
+          <m:t>N</m:t>
+        </m:r>
+        <m:sSubSup>
+          <m:e>
+            <m:r>
+              <m:t>O</m:t>
+            </m:r>
+          </m:e>
+          <m:sub>
+            <m:r>
+              <m:t>2</m:t>
+            </m:r>
+          </m:sub>
+          <m:sup>
+            <m:r>
+              <m:rPr>
+                <m:sty m:val="p"/>
+              </m:rPr>
+              <m:t>+</m:t>
+            </m:r>
+          </m:sup>
+        </m:sSubSup>
+      </m:oMath>
+      <w:r>
+        <w:rPr>
+          <w:rFonts w:ascii="Times New Roman" w:hAnsi="Times New Roman" w:eastAsia="Times New Roman" w:cs="Times New Roman"/>
+        </w:rPr>
+        <w:t xml:space="preserve">、</w:t>
+      </w:r>
+      <m:oMath>
+        <m:r>
+          <m:t>N</m:t>
+        </m:r>
+        <m:sSub>
+          <m:e>
+            <m:r>
+              <m:t>O</m:t>
+            </m:r>
+          </m:e>
+          <m:sub>
+            <m:r>
+              <m:t>2</m:t>
+            </m:r>
+          </m:sub>
+        </m:sSub>
+      </m:oMath>
+      <w:r>
+        <w:rPr>
+          <w:rFonts w:ascii="Times New Roman" w:hAnsi="Times New Roman" w:eastAsia="Times New Roman" w:cs="Times New Roman"/>
+        </w:rPr>
+        <w:t xml:space="preserve">、</w:t>
+      </w:r>
+      <m:oMath>
+        <m:r>
+          <m:t>N</m:t>
+        </m:r>
+        <m:sSubSup>
+          <m:e>
+            <m:r>
+              <m:t>O</m:t>
+            </m:r>
+          </m:e>
+          <m:sub>
+            <m:r>
+              <m:t>2</m:t>
+            </m:r>
+          </m:sub>
+          <m:sup>
+            <m:r>
+              <m:rPr>
+                <m:sty m:val="p"/>
+              </m:rPr>
+              <m:t>−</m:t>
+            </m:r>
+          </m:sup>
+        </m:sSubSup>
+      </m:oMath>
+      <w:r>
+        <w:rPr>
+          <w:rFonts w:ascii="Times New Roman" w:hAnsi="Times New Roman" w:eastAsia="Times New Roman" w:cs="Times New Roman"/>
+        </w:rPr>
+        <w:t xml:space="preserve">。</w:t>
       </w:r>
     </w:p>
     <w:bookmarkEnd w:id="29"/>
@@ -8374,195 +8480,6 @@
           <w:rFonts w:hint="eastAsia" w:ascii="Times New Roman" w:hAnsi="Times New Roman" w:eastAsia="FangSong" w:cs="Times New Roman"/>
         </w:rPr>
         <w:t xml:space="preserve">测试题一</w:t>
-      </w:r>
-    </w:p>
-    <w:p>
-      <w:pPr>
-        <w:pStyle w:val="BlockText"/>
-      </w:pPr>
-      <w:r>
-        <w:rPr>
-          <w:rFonts w:hint="eastAsia" w:ascii="Times New Roman" w:hAnsi="Times New Roman" w:eastAsia="FangSong" w:cs="Times New Roman"/>
-          <w:b/>
-          <w:bCs/>
-        </w:rPr>
-        <w:t xml:space="preserve">校勘注</w:t>
-      </w:r>
-      <w:r>
-        <w:rPr>
-          <w:rFonts w:hint="eastAsia" w:ascii="Times New Roman" w:hAnsi="Times New Roman" w:eastAsia="Times New Roman" w:cs="Times New Roman"/>
-        </w:rPr>
-        <w:t>：</w:t>
-      </w:r>
-      <w:r>
-        <w:rPr>
-          <w:rFonts w:hint="eastAsia" w:ascii="Times New Roman" w:hAnsi="Times New Roman" w:eastAsia="FangSong" w:cs="Times New Roman"/>
-        </w:rPr>
-        <w:t>答案区</w:t>
-      </w:r>
-      <w:r>
-        <w:rPr>
-          <w:rFonts w:ascii="Times New Roman" w:hAnsi="Times New Roman" w:eastAsia="Times New Roman" w:cs="Times New Roman"/>
-        </w:rPr>
-        <w:t xml:space="preserve"> (2) </w:t>
-      </w:r>
-      <w:r>
-        <w:rPr>
-          <w:rFonts w:hint="eastAsia" w:ascii="Times New Roman" w:hAnsi="Times New Roman" w:eastAsia="FangSong" w:cs="Times New Roman"/>
-        </w:rPr>
-        <w:t xml:space="preserve">与</w:t>
-      </w:r>
-      <w:r>
-        <w:rPr>
-          <w:rFonts w:ascii="Times New Roman" w:hAnsi="Times New Roman" w:eastAsia="Times New Roman" w:cs="Times New Roman"/>
-        </w:rPr>
-        <w:t xml:space="preserve"> (4) </w:t>
-      </w:r>
-      <w:r>
-        <w:rPr>
-          <w:rFonts w:hint="eastAsia" w:ascii="Times New Roman" w:hAnsi="Times New Roman" w:eastAsia="FangSong" w:cs="Times New Roman"/>
-        </w:rPr>
-        <w:t xml:space="preserve">之间的结构式图片</w:t>
-      </w:r>
-      <w:r>
-        <w:rPr>
-          <w:rFonts w:ascii="Times New Roman" w:hAnsi="Times New Roman" w:eastAsia="Times New Roman" w:cs="Times New Roman"/>
-        </w:rPr>
-        <w:t xml:space="preserve"> </w:t>
-      </w:r>
-      <w:r>
-        <w:rPr>
-          <w:rFonts w:hint="eastAsia" w:ascii="Times New Roman" w:hAnsi="Times New Roman" w:eastAsia="Times New Roman" w:cs="Times New Roman"/>
-        </w:rPr>
-        <w:t>d4a96deb（N</w:t>
-      </w:r>
-      <w:r>
-        <w:rPr>
-          <w:rFonts w:hint="eastAsia" w:ascii="Times New Roman" w:hAnsi="Times New Roman" w:eastAsia="Times New Roman" w:cs="Times New Roman"/>
-          <w:vertAlign w:val="subscript"/>
-        </w:rPr>
-        <w:t>2</w:t>
-      </w:r>
-      <w:r>
-        <w:rPr>
-          <w:rFonts w:hint="eastAsia" w:ascii="Times New Roman" w:hAnsi="Times New Roman" w:eastAsia="Times New Roman" w:cs="Times New Roman"/>
-        </w:rPr>
-        <w:t>O</w:t>
-      </w:r>
-      <w:r>
-        <w:rPr>
-          <w:rFonts w:hint="eastAsia" w:ascii="Times New Roman" w:hAnsi="Times New Roman" w:eastAsia="Times New Roman" w:cs="Times New Roman"/>
-          <w:vertAlign w:val="subscript"/>
-        </w:rPr>
-        <w:t>4</w:t>
-      </w:r>
-      <w:r>
-        <w:rPr>
-          <w:rFonts w:ascii="Times New Roman" w:hAnsi="Times New Roman" w:eastAsia="Times New Roman" w:cs="Times New Roman"/>
-        </w:rPr>
-        <w:t xml:space="preserve"> Lewis </w:t>
-      </w:r>
-      <w:r>
-        <w:rPr>
-          <w:rFonts w:hint="eastAsia" w:ascii="Times New Roman" w:hAnsi="Times New Roman" w:eastAsia="FangSong" w:cs="Times New Roman"/>
-        </w:rPr>
-        <w:t>结构式</w:t>
-      </w:r>
-      <w:r>
-        <w:rPr>
-          <w:rFonts w:hint="eastAsia" w:ascii="Times New Roman" w:hAnsi="Times New Roman" w:eastAsia="Times New Roman" w:cs="Times New Roman"/>
-        </w:rPr>
-        <w:t>，N</w:t>
-      </w:r>
-      <w:r>
-        <w:rPr>
-          <w:rFonts w:ascii="Times New Roman" w:hAnsi="Times New Roman" w:eastAsia="Times New Roman" w:cs="Times New Roman"/>
-        </w:rPr>
-        <w:t xml:space="preserve"> </w:t>
-      </w:r>
-      <w:r>
-        <w:rPr>
-          <w:rFonts w:hint="eastAsia" w:ascii="Times New Roman" w:hAnsi="Times New Roman" w:eastAsia="FangSong" w:cs="Times New Roman"/>
-        </w:rPr>
-        <w:t xml:space="preserve">上</w:t>
-      </w:r>
-      <w:r>
-        <w:rPr>
-          <w:rFonts w:ascii="Times New Roman" w:hAnsi="Times New Roman" w:eastAsia="Times New Roman" w:cs="Times New Roman"/>
-        </w:rPr>
-        <w:t xml:space="preserve"> </w:t>
-      </w:r>
-      <w:r>
-        <w:rPr>
-          <w:rFonts w:hint="eastAsia" w:ascii="Times New Roman" w:hAnsi="Times New Roman" w:eastAsia="Times New Roman" w:cs="Times New Roman"/>
-        </w:rPr>
-        <w:t>+、</w:t>
-      </w:r>
-      <w:r>
-        <w:rPr>
-          <w:rFonts w:hint="eastAsia" w:ascii="Times New Roman" w:hAnsi="Times New Roman" w:eastAsia="FangSong" w:cs="Times New Roman"/>
-        </w:rPr>
-        <w:t>两个单键</w:t>
-      </w:r>
-      <w:r>
-        <w:rPr>
-          <w:rFonts w:ascii="Times New Roman" w:hAnsi="Times New Roman" w:eastAsia="Times New Roman" w:cs="Times New Roman"/>
-        </w:rPr>
-        <w:t xml:space="preserve"> O </w:t>
-      </w:r>
-      <w:r>
-        <w:rPr>
-          <w:rFonts w:hint="eastAsia" w:ascii="Times New Roman" w:hAnsi="Times New Roman" w:eastAsia="FangSong" w:cs="Times New Roman"/>
-        </w:rPr>
-        <w:t xml:space="preserve">上</w:t>
-      </w:r>
-      <w:r>
-        <w:rPr>
-          <w:rFonts w:ascii="Times New Roman" w:hAnsi="Times New Roman" w:eastAsia="Times New Roman" w:cs="Times New Roman"/>
-        </w:rPr>
-        <w:t xml:space="preserve"> </w:t>
-      </w:r>
-      <w:r>
-        <w:rPr>
-          <w:rFonts w:hint="eastAsia" w:ascii="Times New Roman" w:hAnsi="Times New Roman" w:eastAsia="Times New Roman" w:cs="Times New Roman"/>
-        </w:rPr>
-        <w:t>−，</w:t>
-      </w:r>
-      <w:r>
-        <w:rPr>
-          <w:rFonts w:hint="eastAsia" w:ascii="Times New Roman" w:hAnsi="Times New Roman" w:eastAsia="FangSong" w:cs="Times New Roman"/>
-        </w:rPr>
-        <w:t>视觉核验</w:t>
-      </w:r>
-      <w:r>
-        <w:rPr>
-          <w:rFonts w:hint="eastAsia" w:ascii="Times New Roman" w:hAnsi="Times New Roman" w:eastAsia="Times New Roman" w:cs="Times New Roman"/>
-        </w:rPr>
-        <w:t>）</w:t>
-      </w:r>
-      <w:r>
-        <w:rPr>
-          <w:rFonts w:hint="eastAsia" w:ascii="Times New Roman" w:hAnsi="Times New Roman" w:eastAsia="FangSong" w:cs="Times New Roman"/>
-        </w:rPr>
-        <w:t>即为</w:t>
-      </w:r>
-      <w:r>
-        <w:rPr>
-          <w:rFonts w:ascii="Times New Roman" w:hAnsi="Times New Roman" w:eastAsia="Times New Roman" w:cs="Times New Roman"/>
-        </w:rPr>
-        <w:t xml:space="preserve"> (3) </w:t>
-      </w:r>
-      <w:r>
-        <w:rPr>
-          <w:rFonts w:hint="eastAsia" w:ascii="Times New Roman" w:hAnsi="Times New Roman" w:eastAsia="FangSong" w:cs="Times New Roman"/>
-        </w:rPr>
-        <w:t>的答案呈现形式</w:t>
-      </w:r>
-      <w:r>
-        <w:rPr>
-          <w:rFonts w:hint="eastAsia" w:ascii="Times New Roman" w:hAnsi="Times New Roman" w:eastAsia="Times New Roman" w:cs="Times New Roman"/>
-        </w:rPr>
-        <w:t>。</w:t>
       </w:r>
     </w:p>
     <w:p>
@@ -9995,15 +9912,22 @@
         <w:rPr>
           <w:rFonts w:hint="eastAsia" w:ascii="Times New Roman" w:hAnsi="Times New Roman" w:eastAsia="Times New Roman" w:cs="Times New Roman"/>
         </w:rPr>
-        <w:t>、C</w:t>
-      </w:r>
-      <w:r>
-        <w:rPr>
-          <w:rFonts w:hint="eastAsia" w:ascii="Times New Roman" w:hAnsi="Times New Roman" w:eastAsia="Times New Roman" w:cs="Times New Roman"/>
-          <w:vertAlign w:val="subscript"/>
-        </w:rPr>
-        <w:t>60</w:t>
-      </w:r>
+        <w:t>、</w:t>
+      </w:r>
+      <m:oMath>
+        <m:sSub>
+          <m:e>
+            <m:r>
+              <m:t>C</m:t>
+            </m:r>
+          </m:e>
+          <m:sub>
+            <m:r>
+              <m:t>60</m:t>
+            </m:r>
+          </m:sub>
+        </m:sSub>
+      </m:oMath>
       <w:r>
         <w:rPr>
           <w:rFonts w:ascii="Times New Roman" w:hAnsi="Times New Roman" w:eastAsia="Times New Roman" w:cs="Times New Roman"/>
@@ -11914,15 +11838,31 @@
         <w:rPr>
           <w:rFonts w:ascii="Times New Roman" w:hAnsi="Times New Roman" w:eastAsia="Times New Roman" w:cs="Times New Roman"/>
         </w:rPr>
-        <w:t xml:space="preserve"> Mg</w:t>
-      </w:r>
-      <w:r>
-        <w:rPr>
-          <w:rFonts w:ascii="Times New Roman" w:hAnsi="Times New Roman" w:eastAsia="Times New Roman" w:cs="Times New Roman"/>
-          <w:vertAlign w:val="superscript"/>
-        </w:rPr>
-        <w:t>2+</w:t>
-      </w:r>
+        <w:t xml:space="preserve"> </w:t>
+      </w:r>
+      <m:oMath>
+        <m:r>
+          <m:t>M</m:t>
+        </m:r>
+        <m:sSup>
+          <m:e>
+            <m:r>
+              <m:t>g</m:t>
+            </m:r>
+          </m:e>
+          <m:sup>
+            <m:r>
+              <m:t>2</m:t>
+            </m:r>
+            <m:r>
+              <m:rPr>
+                <m:sty m:val="p"/>
+              </m:rPr>
+              <m:t>+</m:t>
+            </m:r>
+          </m:sup>
+        </m:sSup>
+      </m:oMath>
       <w:r>
         <w:rPr>
           <w:rFonts w:ascii="Times New Roman" w:hAnsi="Times New Roman" w:eastAsia="Times New Roman" w:cs="Times New Roman"/>
@@ -11939,15 +11879,31 @@
         <w:rPr>
           <w:rFonts w:ascii="Times New Roman" w:hAnsi="Times New Roman" w:eastAsia="Times New Roman" w:cs="Times New Roman"/>
         </w:rPr>
-        <w:t xml:space="preserve"> Be</w:t>
-      </w:r>
-      <w:r>
-        <w:rPr>
-          <w:rFonts w:ascii="Times New Roman" w:hAnsi="Times New Roman" w:eastAsia="Times New Roman" w:cs="Times New Roman"/>
-          <w:vertAlign w:val="superscript"/>
-        </w:rPr>
-        <w:t>2+</w:t>
-      </w:r>
+        <w:t xml:space="preserve"> </w:t>
+      </w:r>
+      <m:oMath>
+        <m:r>
+          <m:t>B</m:t>
+        </m:r>
+        <m:sSup>
+          <m:e>
+            <m:r>
+              <m:t>e</m:t>
+            </m:r>
+          </m:e>
+          <m:sup>
+            <m:r>
+              <m:t>2</m:t>
+            </m:r>
+            <m:r>
+              <m:rPr>
+                <m:sty m:val="p"/>
+              </m:rPr>
+              <m:t>+</m:t>
+            </m:r>
+          </m:sup>
+        </m:sSup>
+      </m:oMath>
       <w:r>
         <w:rPr>
           <w:rFonts w:ascii="Times New Roman" w:hAnsi="Times New Roman" w:eastAsia="Times New Roman" w:cs="Times New Roman"/>
@@ -11964,15 +11920,31 @@
         <w:rPr>
           <w:rFonts w:ascii="Times New Roman" w:hAnsi="Times New Roman" w:eastAsia="Times New Roman" w:cs="Times New Roman"/>
         </w:rPr>
-        <w:t xml:space="preserve"> Mg</w:t>
-      </w:r>
-      <w:r>
-        <w:rPr>
-          <w:rFonts w:ascii="Times New Roman" w:hAnsi="Times New Roman" w:eastAsia="Times New Roman" w:cs="Times New Roman"/>
-          <w:vertAlign w:val="superscript"/>
-        </w:rPr>
-        <w:t>2+</w:t>
-      </w:r>
+        <w:t xml:space="preserve"> </w:t>
+      </w:r>
+      <m:oMath>
+        <m:r>
+          <m:t>M</m:t>
+        </m:r>
+        <m:sSup>
+          <m:e>
+            <m:r>
+              <m:t>g</m:t>
+            </m:r>
+          </m:e>
+          <m:sup>
+            <m:r>
+              <m:t>2</m:t>
+            </m:r>
+            <m:r>
+              <m:rPr>
+                <m:sty m:val="p"/>
+              </m:rPr>
+              <m:t>+</m:t>
+            </m:r>
+          </m:sup>
+        </m:sSup>
+      </m:oMath>
       <w:r>
         <w:rPr>
           <w:rFonts w:ascii="Times New Roman" w:hAnsi="Times New Roman" w:eastAsia="Times New Roman" w:cs="Times New Roman"/>
@@ -11989,15 +11961,31 @@
         <w:rPr>
           <w:rFonts w:ascii="Times New Roman" w:hAnsi="Times New Roman" w:eastAsia="Times New Roman" w:cs="Times New Roman"/>
         </w:rPr>
-        <w:t xml:space="preserve"> Be</w:t>
-      </w:r>
-      <w:r>
-        <w:rPr>
-          <w:rFonts w:ascii="Times New Roman" w:hAnsi="Times New Roman" w:eastAsia="Times New Roman" w:cs="Times New Roman"/>
-          <w:vertAlign w:val="superscript"/>
-        </w:rPr>
-        <w:t>2+</w:t>
-      </w:r>
+        <w:t xml:space="preserve"> </w:t>
+      </w:r>
+      <m:oMath>
+        <m:r>
+          <m:t>B</m:t>
+        </m:r>
+        <m:sSup>
+          <m:e>
+            <m:r>
+              <m:t>e</m:t>
+            </m:r>
+          </m:e>
+          <m:sup>
+            <m:r>
+              <m:t>2</m:t>
+            </m:r>
+            <m:r>
+              <m:rPr>
+                <m:sty m:val="p"/>
+              </m:rPr>
+              <m:t>+</m:t>
+            </m:r>
+          </m:sup>
+        </m:sSup>
+      </m:oMath>
       <w:r>
         <w:rPr>
           <w:rFonts w:ascii="Times New Roman" w:hAnsi="Times New Roman" w:eastAsia="Times New Roman" w:cs="Times New Roman"/>
@@ -12481,20 +12469,27 @@
         <w:rPr>
           <w:rFonts w:ascii="Times New Roman" w:hAnsi="Times New Roman" w:eastAsia="Times New Roman" w:cs="Times New Roman"/>
         </w:rPr>
-        <w:t xml:space="preserve"> m</w:t>
-      </w:r>
-      <w:r>
-        <w:rPr>
-          <w:rFonts w:ascii="Times New Roman" w:hAnsi="Times New Roman" w:eastAsia="Times New Roman" w:cs="Times New Roman"/>
-          <w:vertAlign w:val="superscript"/>
-        </w:rPr>
-        <w:t>3</w:t>
-      </w:r>
-      <w:r>
-        <w:rPr>
-          <w:rFonts w:ascii="Times New Roman" w:hAnsi="Times New Roman" w:eastAsia="Times New Roman" w:cs="Times New Roman"/>
-        </w:rPr>
-        <w:t>(</w:t>
+        <w:t xml:space="preserve"> </w:t>
+      </w:r>
+      <m:oMath>
+        <m:sSup>
+          <m:e>
+            <m:r>
+              <m:t>m</m:t>
+            </m:r>
+          </m:e>
+          <m:sup>
+            <m:r>
+              <m:t>3</m:t>
+            </m:r>
+          </m:sup>
+        </m:sSup>
+      </m:oMath>
+      <w:r>
+        <w:rPr>
+          <w:rFonts w:ascii="Times New Roman" w:hAnsi="Times New Roman" w:eastAsia="Times New Roman" w:cs="Times New Roman"/>
+        </w:rPr>
+        <w:t xml:space="preserve">(</w:t>
       </w:r>
       <m:oMath>
         <m:oMathPr>
@@ -12774,15 +12769,28 @@
         <w:rPr>
           <w:rFonts w:ascii="Times New Roman" w:hAnsi="Times New Roman" w:eastAsia="Times New Roman" w:cs="Times New Roman"/>
         </w:rPr>
-        <w:t xml:space="preserve"> SiO</w:t>
-      </w:r>
-      <w:r>
-        <w:rPr>
-          <w:rFonts w:ascii="Times New Roman" w:hAnsi="Times New Roman" w:eastAsia="Times New Roman" w:cs="Times New Roman"/>
-          <w:vertAlign w:val="subscript"/>
-        </w:rPr>
-        <w:t>2</w:t>
-      </w:r>
+        <w:t xml:space="preserve"> </w:t>
+      </w:r>
+      <m:oMath>
+        <m:r>
+          <m:t>S</m:t>
+        </m:r>
+        <m:r>
+          <m:t>i</m:t>
+        </m:r>
+        <m:sSub>
+          <m:e>
+            <m:r>
+              <m:t>O</m:t>
+            </m:r>
+          </m:e>
+          <m:sub>
+            <m:r>
+              <m:t>2</m:t>
+            </m:r>
+          </m:sub>
+        </m:sSub>
+      </m:oMath>
       <w:r>
         <w:rPr>
           <w:rFonts w:ascii="Times New Roman" w:hAnsi="Times New Roman" w:eastAsia="Times New Roman" w:cs="Times New Roman"/>
@@ -13672,15 +13680,28 @@
         <w:rPr>
           <w:rFonts w:ascii="Times New Roman" w:hAnsi="Times New Roman" w:eastAsia="Times New Roman" w:cs="Times New Roman"/>
         </w:rPr>
-        <w:t xml:space="preserve"> CN</w:t>
-      </w:r>
-      <w:r>
-        <w:rPr>
-          <w:rFonts w:ascii="Times New Roman" w:hAnsi="Times New Roman" w:eastAsia="Times New Roman" w:cs="Times New Roman"/>
-          <w:vertAlign w:val="superscript"/>
-        </w:rPr>
-        <w:t>-</w:t>
-      </w:r>
+        <w:t xml:space="preserve"> </w:t>
+      </w:r>
+      <m:oMath>
+        <m:r>
+          <m:t>C</m:t>
+        </m:r>
+        <m:sSup>
+          <m:e>
+            <m:r>
+              <m:t>N</m:t>
+            </m:r>
+          </m:e>
+          <m:sup>
+            <m:r>
+              <m:rPr>
+                <m:sty m:val="p"/>
+              </m:rPr>
+              <m:t>−</m:t>
+            </m:r>
+          </m:sup>
+        </m:sSup>
+      </m:oMath>
       <w:r>
         <w:rPr>
           <w:rFonts w:ascii="Times New Roman" w:hAnsi="Times New Roman" w:eastAsia="Times New Roman" w:cs="Times New Roman"/>
@@ -13707,19 +13728,29 @@
           <w:numId w:val="1023"/>
         </w:numPr>
       </w:pPr>
-      <w:r>
-        <w:rPr>
-          <w:rFonts w:ascii="Times New Roman" w:hAnsi="Times New Roman" w:eastAsia="Times New Roman" w:cs="Times New Roman"/>
-        </w:rPr>
-        <w:t>HgCl</w:t>
-      </w:r>
-      <w:r>
-        <w:rPr>
-          <w:rFonts w:ascii="Times New Roman" w:hAnsi="Times New Roman" w:eastAsia="Times New Roman" w:cs="Times New Roman"/>
-          <w:vertAlign w:val="subscript"/>
-        </w:rPr>
-        <w:t>2</w:t>
-      </w:r>
+      <m:oMath>
+        <m:r>
+          <m:t>H</m:t>
+        </m:r>
+        <m:r>
+          <m:t>g</m:t>
+        </m:r>
+        <m:r>
+          <m:t>C</m:t>
+        </m:r>
+        <m:sSub>
+          <m:e>
+            <m:r>
+              <m:t>l</m:t>
+            </m:r>
+          </m:e>
+          <m:sub>
+            <m:r>
+              <m:t>2</m:t>
+            </m:r>
+          </m:sub>
+        </m:sSub>
+      </m:oMath>
       <w:r>
         <w:rPr>
           <w:rFonts w:ascii="Times New Roman" w:hAnsi="Times New Roman" w:eastAsia="Times New Roman" w:cs="Times New Roman"/>
@@ -15348,15 +15379,28 @@
         <w:rPr>
           <w:rFonts w:ascii="Times New Roman" w:hAnsi="Times New Roman" w:eastAsia="Times New Roman" w:cs="Times New Roman"/>
         </w:rPr>
-        <w:t xml:space="preserve"> PCl</w:t>
-      </w:r>
-      <w:r>
-        <w:rPr>
-          <w:rFonts w:ascii="Times New Roman" w:hAnsi="Times New Roman" w:eastAsia="Times New Roman" w:cs="Times New Roman"/>
-          <w:vertAlign w:val="subscript"/>
-        </w:rPr>
-        <w:t>5</w:t>
-      </w:r>
+        <w:t xml:space="preserve"> </w:t>
+      </w:r>
+      <m:oMath>
+        <m:r>
+          <m:t>P</m:t>
+        </m:r>
+        <m:r>
+          <m:t>C</m:t>
+        </m:r>
+        <m:sSub>
+          <m:e>
+            <m:r>
+              <m:t>l</m:t>
+            </m:r>
+          </m:e>
+          <m:sub>
+            <m:r>
+              <m:t>5</m:t>
+            </m:r>
+          </m:sub>
+        </m:sSub>
+      </m:oMath>
       <w:r>
         <w:rPr>
           <w:rFonts w:ascii="Times New Roman" w:hAnsi="Times New Roman" w:eastAsia="Times New Roman" w:cs="Times New Roman"/>
@@ -15662,15 +15706,28 @@
         <w:rPr>
           <w:rFonts w:ascii="Times New Roman" w:hAnsi="Times New Roman" w:eastAsia="Times New Roman" w:cs="Times New Roman"/>
         </w:rPr>
-        <w:t xml:space="preserve"> PCl</w:t>
-      </w:r>
-      <w:r>
-        <w:rPr>
-          <w:rFonts w:ascii="Times New Roman" w:hAnsi="Times New Roman" w:eastAsia="Times New Roman" w:cs="Times New Roman"/>
-          <w:vertAlign w:val="subscript"/>
-        </w:rPr>
-        <w:t>5</w:t>
-      </w:r>
+        <w:t xml:space="preserve"> </w:t>
+      </w:r>
+      <m:oMath>
+        <m:r>
+          <m:t>P</m:t>
+        </m:r>
+        <m:r>
+          <m:t>C</m:t>
+        </m:r>
+        <m:sSub>
+          <m:e>
+            <m:r>
+              <m:t>l</m:t>
+            </m:r>
+          </m:e>
+          <m:sub>
+            <m:r>
+              <m:t>5</m:t>
+            </m:r>
+          </m:sub>
+        </m:sSub>
+      </m:oMath>
       <w:r>
         <w:rPr>
           <w:rFonts w:ascii="Times New Roman" w:hAnsi="Times New Roman" w:eastAsia="Times New Roman" w:cs="Times New Roman"/>
@@ -16059,19 +16116,26 @@
           <w:numId w:val="1024"/>
         </w:numPr>
       </w:pPr>
-      <w:r>
-        <w:rPr>
-          <w:rFonts w:ascii="Times New Roman" w:hAnsi="Times New Roman" w:eastAsia="Times New Roman" w:cs="Times New Roman"/>
-        </w:rPr>
-        <w:t>PCl</w:t>
-      </w:r>
-      <w:r>
-        <w:rPr>
-          <w:rFonts w:ascii="Times New Roman" w:hAnsi="Times New Roman" w:eastAsia="Times New Roman" w:cs="Times New Roman"/>
-          <w:vertAlign w:val="subscript"/>
-        </w:rPr>
-        <w:t>5</w:t>
-      </w:r>
+      <m:oMath>
+        <m:r>
+          <m:t>P</m:t>
+        </m:r>
+        <m:r>
+          <m:t>C</m:t>
+        </m:r>
+        <m:sSub>
+          <m:e>
+            <m:r>
+              <m:t>l</m:t>
+            </m:r>
+          </m:e>
+          <m:sub>
+            <m:r>
+              <m:t>5</m:t>
+            </m:r>
+          </m:sub>
+        </m:sSub>
+      </m:oMath>
       <w:r>
         <w:rPr>
           <w:rFonts w:ascii="Times New Roman" w:hAnsi="Times New Roman" w:eastAsia="Times New Roman" w:cs="Times New Roman"/>
@@ -19040,7 +19104,7 @@
     <ns0:name ns0:val="Verbatim Char"/>
     <ns0:basedOn ns0:val="BodyTextChar"/>
     <ns0:rPr>
-      <ns0:rFonts ns0:ascii="Times New Roman" ns0:cs="Times New Roman" ns0:eastAsia="FangSong" ns0:hAnsi="Times New Roman"/>
+      <ns0:rFonts ns0:ascii="SimSun" ns0:cs="SimSun" ns0:eastAsia="SimSun" ns0:hAnsi="SimSun"/>
       <ns0:b ns0:val="0"/>
       <ns0:sz ns0:val="20"/>
     </ns0:rPr>
@@ -19094,7 +19158,7 @@
       <w:wordWrap w:val="off"/>
     </w:pPr>
     <ns0:rPr>
-      <w:rFonts ns0:ascii="Times New Roman" ns0:hAnsi="Times New Roman" ns0:eastAsia="FangSong" ns0:cs="Times New Roman"/>
+      <w:rFonts ns0:ascii="SimSun" ns0:hAnsi="SimSun" ns0:eastAsia="SimSun" ns0:cs="SimSun"/>
     </ns0:rPr>
   </w:style>
   <w:style w:type="character" w:customStyle="1" w:styleId="KeywordTok">

--- a/00-首页/题组Word/专项卷/一分册/专项卷VII-学生版.docx
+++ b/00-首页/题组Word/专项卷/一分册/专项卷VII-学生版.docx
@@ -575,6 +575,31 @@
         <w:t>。</w:t>
       </w:r>
     </w:p>
+    <w:p>
+      <w:pPr>
+        <w:spacing w:before="0" w:after="0"/>
+      </w:pPr>
+    </w:p>
+    <w:p>
+      <w:pPr>
+        <w:spacing w:before="0" w:after="0"/>
+      </w:pPr>
+    </w:p>
+    <w:p>
+      <w:pPr>
+        <w:spacing w:before="0" w:after="0"/>
+      </w:pPr>
+    </w:p>
+    <w:p>
+      <w:pPr>
+        <w:spacing w:before="0" w:after="0"/>
+      </w:pPr>
+    </w:p>
+    <w:p>
+      <w:pPr>
+        <w:spacing w:before="0" w:after="0"/>
+      </w:pPr>
+    </w:p>
     <w:bookmarkEnd w:id="10"/>
     <w:bookmarkStart w:id="11" w:name="第-2-题"/>
     <w:p>
@@ -1020,13 +1045,64 @@
     <w:p>
       <w:pPr>
         <w:pStyle w:val="BodyText"/>
-      </w:pPr>
-      <w:r>
-        <w:rPr>
-          <w:rFonts w:ascii="Times New Roman" w:hAnsi="Times New Roman" w:eastAsia="Times New Roman" w:cs="Times New Roman"/>
-        </w:rPr>
-        <w:t xml:space="preserve">A. ①③　B. ②④　C. ①④　D. ②③</w:t>
-      </w:r>
+        <w:ind w:left="480" w:hanging="480"/>
+        <w:spacing w:after="0"/>
+      </w:pPr>
+      <w:r>
+        <w:rPr>
+          <w:rFonts w:ascii="Times New Roman" w:hAnsi="Times New Roman" w:eastAsia="Times New Roman" w:cs="Times New Roman"/>
+        </w:rPr>
+        <w:t xml:space="preserve">A. ①③　</w:t>
+      </w:r>
+    </w:p>
+    <w:p>
+      <w:pPr>
+        <w:pStyle w:val="BodyText"/>
+        <w:ind w:left="480" w:hanging="480"/>
+        <w:spacing w:before="0" w:after="0"/>
+      </w:pPr>
+      <w:r>
+        <w:rPr>
+          <w:rFonts w:ascii="Times New Roman" w:hAnsi="Times New Roman" w:eastAsia="Times New Roman" w:cs="Times New Roman"/>
+        </w:rPr>
+        <w:t xml:space="preserve">B. ②④　</w:t>
+      </w:r>
+    </w:p>
+    <w:p>
+      <w:pPr>
+        <w:pStyle w:val="BodyText"/>
+        <w:ind w:left="480" w:hanging="480"/>
+        <w:spacing w:before="0" w:after="0"/>
+      </w:pPr>
+      <w:r>
+        <w:rPr>
+          <w:rFonts w:ascii="Times New Roman" w:hAnsi="Times New Roman" w:eastAsia="Times New Roman" w:cs="Times New Roman"/>
+        </w:rPr>
+        <w:t xml:space="preserve">C. ①④　</w:t>
+      </w:r>
+    </w:p>
+    <w:p>
+      <w:pPr>
+        <w:pStyle w:val="BodyText"/>
+        <w:ind w:left="480" w:hanging="480"/>
+        <w:spacing w:before="0" w:after="180"/>
+      </w:pPr>
+      <w:r>
+        <w:rPr>
+          <w:rFonts w:ascii="Times New Roman" w:hAnsi="Times New Roman" w:eastAsia="Times New Roman" w:cs="Times New Roman"/>
+        </w:rPr>
+        <w:t xml:space="preserve">D. ②③</w:t>
+      </w:r>
+    </w:p>
+    <w:p>
+      <w:pPr>
+        <w:spacing w:before="0" w:after="0"/>
+      </w:pPr>
+    </w:p>
+    <w:p>
+      <w:pPr>
+        <w:spacing w:before="0" w:after="0"/>
+      </w:pPr>
     </w:p>
     <w:bookmarkEnd w:id="11"/>
     <w:bookmarkStart w:id="12" w:name="第-3-题"/>
@@ -2359,6 +2435,16 @@
         </m:r>
       </m:oMath>
     </w:p>
+    <w:p>
+      <w:pPr>
+        <w:spacing w:before="0" w:after="0"/>
+      </w:pPr>
+    </w:p>
+    <w:p>
+      <w:pPr>
+        <w:spacing w:before="0" w:after="0"/>
+      </w:pPr>
+    </w:p>
     <w:bookmarkEnd w:id="12"/>
     <w:bookmarkStart w:id="16" w:name="第-4-题"/>
     <w:p>
@@ -2583,7 +2669,7 @@
         </w:rPr>
         <w:drawing>
           <wp:inline>
-            <wp:extent cx="3240000" cy="3039504"/>
+            <wp:extent cx="3240000" cy="3015446"/>
             <wp:effectExtent b="0" l="0" r="0" t="0"/>
             <wp:docPr descr="" title="" id="14" name="Picture"/>
             <a:graphic>
@@ -2604,7 +2690,7 @@
                   <pic:spPr bwMode="auto">
                     <a:xfrm>
                       <a:off x="0" y="0"/>
-                      <a:ext cx="3240000" cy="3039504"/>
+                      <a:ext cx="3240000" cy="3015446"/>
                     </a:xfrm>
                     <a:prstGeom prst="rect">
                       <a:avLst/>
@@ -3620,6 +3706,16 @@
         </m:r>
       </m:oMath>
     </w:p>
+    <w:p>
+      <w:pPr>
+        <w:spacing w:before="0" w:after="0"/>
+      </w:pPr>
+    </w:p>
+    <w:p>
+      <w:pPr>
+        <w:spacing w:before="0" w:after="0"/>
+      </w:pPr>
+    </w:p>
     <w:bookmarkEnd w:id="16"/>
     <w:bookmarkStart w:id="17" w:name="第-5-题"/>
     <w:p>
@@ -4073,6 +4169,46 @@
         <w:t>。</w:t>
       </w:r>
     </w:p>
+    <w:p>
+      <w:pPr>
+        <w:spacing w:before="0" w:after="0"/>
+      </w:pPr>
+    </w:p>
+    <w:p>
+      <w:pPr>
+        <w:spacing w:before="0" w:after="0"/>
+      </w:pPr>
+    </w:p>
+    <w:p>
+      <w:pPr>
+        <w:spacing w:before="0" w:after="0"/>
+      </w:pPr>
+    </w:p>
+    <w:p>
+      <w:pPr>
+        <w:spacing w:before="0" w:after="0"/>
+      </w:pPr>
+    </w:p>
+    <w:p>
+      <w:pPr>
+        <w:spacing w:before="0" w:after="0"/>
+      </w:pPr>
+    </w:p>
+    <w:p>
+      <w:pPr>
+        <w:spacing w:before="0" w:after="0"/>
+      </w:pPr>
+    </w:p>
+    <w:p>
+      <w:pPr>
+        <w:spacing w:before="0" w:after="0"/>
+      </w:pPr>
+    </w:p>
+    <w:p>
+      <w:pPr>
+        <w:spacing w:before="0" w:after="0"/>
+      </w:pPr>
+    </w:p>
     <w:bookmarkEnd w:id="17"/>
     <w:bookmarkStart w:id="18" w:name="第-6-题"/>
     <w:p>
@@ -4765,6 +4901,46 @@
         </w:rPr>
         <w:t xml:space="preserve"> ____。</w:t>
       </w:r>
+    </w:p>
+    <w:p>
+      <w:pPr>
+        <w:spacing w:before="0" w:after="0"/>
+      </w:pPr>
+    </w:p>
+    <w:p>
+      <w:pPr>
+        <w:spacing w:before="0" w:after="0"/>
+      </w:pPr>
+    </w:p>
+    <w:p>
+      <w:pPr>
+        <w:spacing w:before="0" w:after="0"/>
+      </w:pPr>
+    </w:p>
+    <w:p>
+      <w:pPr>
+        <w:spacing w:before="0" w:after="0"/>
+      </w:pPr>
+    </w:p>
+    <w:p>
+      <w:pPr>
+        <w:spacing w:before="0" w:after="0"/>
+      </w:pPr>
+    </w:p>
+    <w:p>
+      <w:pPr>
+        <w:spacing w:before="0" w:after="0"/>
+      </w:pPr>
+    </w:p>
+    <w:p>
+      <w:pPr>
+        <w:spacing w:before="0" w:after="0"/>
+      </w:pPr>
+    </w:p>
+    <w:p>
+      <w:pPr>
+        <w:spacing w:before="0" w:after="0"/>
+      </w:pPr>
     </w:p>
     <w:bookmarkEnd w:id="18"/>
     <w:bookmarkStart w:id="22" w:name="第-7-题"/>
@@ -5096,7 +5272,7 @@
         </w:rPr>
         <w:drawing>
           <wp:inline>
-            <wp:extent cx="3600000" cy="2143902"/>
+            <wp:extent cx="3600000" cy="2137959"/>
             <wp:effectExtent b="0" l="0" r="0" t="0"/>
             <wp:docPr descr="" title="" id="20" name="Picture"/>
             <a:graphic>
@@ -5117,7 +5293,7 @@
                   <pic:spPr bwMode="auto">
                     <a:xfrm>
                       <a:off x="0" y="0"/>
-                      <a:ext cx="3600000" cy="2143902"/>
+                      <a:ext cx="3600000" cy="2137959"/>
                     </a:xfrm>
                     <a:prstGeom prst="rect">
                       <a:avLst/>
@@ -5136,6 +5312,31 @@
         </w:drawing>
       </w:r>
     </w:p>
+    <w:p>
+      <w:pPr>
+        <w:spacing w:before="0" w:after="0"/>
+      </w:pPr>
+    </w:p>
+    <w:p>
+      <w:pPr>
+        <w:spacing w:before="0" w:after="0"/>
+      </w:pPr>
+    </w:p>
+    <w:p>
+      <w:pPr>
+        <w:spacing w:before="0" w:after="0"/>
+      </w:pPr>
+    </w:p>
+    <w:p>
+      <w:pPr>
+        <w:spacing w:before="0" w:after="0"/>
+      </w:pPr>
+    </w:p>
+    <w:p>
+      <w:pPr>
+        <w:spacing w:before="0" w:after="0"/>
+      </w:pPr>
+    </w:p>
     <w:bookmarkEnd w:id="22"/>
     <w:bookmarkStart w:id="23" w:name="第-8-题"/>
     <w:p>
@@ -5614,6 +5815,46 @@
         <w:t>。</w:t>
       </w:r>
     </w:p>
+    <w:p>
+      <w:pPr>
+        <w:spacing w:before="0" w:after="0"/>
+      </w:pPr>
+    </w:p>
+    <w:p>
+      <w:pPr>
+        <w:spacing w:before="0" w:after="0"/>
+      </w:pPr>
+    </w:p>
+    <w:p>
+      <w:pPr>
+        <w:spacing w:before="0" w:after="0"/>
+      </w:pPr>
+    </w:p>
+    <w:p>
+      <w:pPr>
+        <w:spacing w:before="0" w:after="0"/>
+      </w:pPr>
+    </w:p>
+    <w:p>
+      <w:pPr>
+        <w:spacing w:before="0" w:after="0"/>
+      </w:pPr>
+    </w:p>
+    <w:p>
+      <w:pPr>
+        <w:spacing w:before="0" w:after="0"/>
+      </w:pPr>
+    </w:p>
+    <w:p>
+      <w:pPr>
+        <w:spacing w:before="0" w:after="0"/>
+      </w:pPr>
+    </w:p>
+    <w:p>
+      <w:pPr>
+        <w:spacing w:before="0" w:after="0"/>
+      </w:pPr>
+    </w:p>
     <w:bookmarkEnd w:id="23"/>
     <w:bookmarkStart w:id="24" w:name="第-9-题"/>
     <w:p>
@@ -6233,6 +6474,46 @@
         </w:rPr>
         <w:t>。</w:t>
       </w:r>
+    </w:p>
+    <w:p>
+      <w:pPr>
+        <w:spacing w:before="0" w:after="0"/>
+      </w:pPr>
+    </w:p>
+    <w:p>
+      <w:pPr>
+        <w:spacing w:before="0" w:after="0"/>
+      </w:pPr>
+    </w:p>
+    <w:p>
+      <w:pPr>
+        <w:spacing w:before="0" w:after="0"/>
+      </w:pPr>
+    </w:p>
+    <w:p>
+      <w:pPr>
+        <w:spacing w:before="0" w:after="0"/>
+      </w:pPr>
+    </w:p>
+    <w:p>
+      <w:pPr>
+        <w:spacing w:before="0" w:after="0"/>
+      </w:pPr>
+    </w:p>
+    <w:p>
+      <w:pPr>
+        <w:spacing w:before="0" w:after="0"/>
+      </w:pPr>
+    </w:p>
+    <w:p>
+      <w:pPr>
+        <w:spacing w:before="0" w:after="0"/>
+      </w:pPr>
+    </w:p>
+    <w:p>
+      <w:pPr>
+        <w:spacing w:before="0" w:after="0"/>
+      </w:pPr>
     </w:p>
     <w:bookmarkEnd w:id="24"/>
     <w:bookmarkStart w:id="25" w:name="第-10-题"/>
@@ -6916,6 +7197,46 @@
         <w:t>。</w:t>
       </w:r>
     </w:p>
+    <w:p>
+      <w:pPr>
+        <w:spacing w:before="0" w:after="0"/>
+      </w:pPr>
+    </w:p>
+    <w:p>
+      <w:pPr>
+        <w:spacing w:before="0" w:after="0"/>
+      </w:pPr>
+    </w:p>
+    <w:p>
+      <w:pPr>
+        <w:spacing w:before="0" w:after="0"/>
+      </w:pPr>
+    </w:p>
+    <w:p>
+      <w:pPr>
+        <w:spacing w:before="0" w:after="0"/>
+      </w:pPr>
+    </w:p>
+    <w:p>
+      <w:pPr>
+        <w:spacing w:before="0" w:after="0"/>
+      </w:pPr>
+    </w:p>
+    <w:p>
+      <w:pPr>
+        <w:spacing w:before="0" w:after="0"/>
+      </w:pPr>
+    </w:p>
+    <w:p>
+      <w:pPr>
+        <w:spacing w:before="0" w:after="0"/>
+      </w:pPr>
+    </w:p>
+    <w:p>
+      <w:pPr>
+        <w:spacing w:before="0" w:after="0"/>
+      </w:pPr>
+    </w:p>
     <w:bookmarkEnd w:id="25"/>
     <w:bookmarkStart w:id="26" w:name="第-11-题"/>
     <w:p>
@@ -7602,6 +7923,46 @@
         <w:t>）</w:t>
       </w:r>
     </w:p>
+    <w:p>
+      <w:pPr>
+        <w:spacing w:before="0" w:after="0"/>
+      </w:pPr>
+    </w:p>
+    <w:p>
+      <w:pPr>
+        <w:spacing w:before="0" w:after="0"/>
+      </w:pPr>
+    </w:p>
+    <w:p>
+      <w:pPr>
+        <w:spacing w:before="0" w:after="0"/>
+      </w:pPr>
+    </w:p>
+    <w:p>
+      <w:pPr>
+        <w:spacing w:before="0" w:after="0"/>
+      </w:pPr>
+    </w:p>
+    <w:p>
+      <w:pPr>
+        <w:spacing w:before="0" w:after="0"/>
+      </w:pPr>
+    </w:p>
+    <w:p>
+      <w:pPr>
+        <w:spacing w:before="0" w:after="0"/>
+      </w:pPr>
+    </w:p>
+    <w:p>
+      <w:pPr>
+        <w:spacing w:before="0" w:after="0"/>
+      </w:pPr>
+    </w:p>
+    <w:p>
+      <w:pPr>
+        <w:spacing w:before="0" w:after="0"/>
+      </w:pPr>
+    </w:p>
     <w:bookmarkEnd w:id="27"/>
     <w:bookmarkStart w:id="28" w:name="第-12-题"/>
     <w:p>
@@ -7946,6 +8307,31 @@
         <w:t>。</w:t>
       </w:r>
     </w:p>
+    <w:p>
+      <w:pPr>
+        <w:spacing w:before="0" w:after="0"/>
+      </w:pPr>
+    </w:p>
+    <w:p>
+      <w:pPr>
+        <w:spacing w:before="0" w:after="0"/>
+      </w:pPr>
+    </w:p>
+    <w:p>
+      <w:pPr>
+        <w:spacing w:before="0" w:after="0"/>
+      </w:pPr>
+    </w:p>
+    <w:p>
+      <w:pPr>
+        <w:spacing w:before="0" w:after="0"/>
+      </w:pPr>
+    </w:p>
+    <w:p>
+      <w:pPr>
+        <w:spacing w:before="0" w:after="0"/>
+      </w:pPr>
+    </w:p>
     <w:bookmarkEnd w:id="28"/>
     <w:bookmarkStart w:id="29" w:name="第-13-题"/>
     <w:p>
@@ -8241,6 +8627,21 @@
         </w:rPr>
         <w:t xml:space="preserve">。</w:t>
       </w:r>
+    </w:p>
+    <w:p>
+      <w:pPr>
+        <w:spacing w:before="0" w:after="0"/>
+      </w:pPr>
+    </w:p>
+    <w:p>
+      <w:pPr>
+        <w:spacing w:before="0" w:after="0"/>
+      </w:pPr>
+    </w:p>
+    <w:p>
+      <w:pPr>
+        <w:spacing w:before="0" w:after="0"/>
+      </w:pPr>
     </w:p>
     <w:bookmarkEnd w:id="29"/>
     <w:bookmarkStart w:id="30" w:name="第-14-题"/>
@@ -8420,6 +8821,31 @@
         </w:rPr>
         <w:t>。</w:t>
       </w:r>
+    </w:p>
+    <w:p>
+      <w:pPr>
+        <w:spacing w:before="0" w:after="0"/>
+      </w:pPr>
+    </w:p>
+    <w:p>
+      <w:pPr>
+        <w:spacing w:before="0" w:after="0"/>
+      </w:pPr>
+    </w:p>
+    <w:p>
+      <w:pPr>
+        <w:spacing w:before="0" w:after="0"/>
+      </w:pPr>
+    </w:p>
+    <w:p>
+      <w:pPr>
+        <w:spacing w:before="0" w:after="0"/>
+      </w:pPr>
+    </w:p>
+    <w:p>
+      <w:pPr>
+        <w:spacing w:before="0" w:after="0"/>
+      </w:pPr>
     </w:p>
     <w:bookmarkEnd w:id="30"/>
     <w:bookmarkStart w:id="31" w:name="第-15-题"/>
@@ -9113,6 +9539,31 @@
         <w:t>____。</w:t>
       </w:r>
     </w:p>
+    <w:p>
+      <w:pPr>
+        <w:spacing w:before="0" w:after="0"/>
+      </w:pPr>
+    </w:p>
+    <w:p>
+      <w:pPr>
+        <w:spacing w:before="0" w:after="0"/>
+      </w:pPr>
+    </w:p>
+    <w:p>
+      <w:pPr>
+        <w:spacing w:before="0" w:after="0"/>
+      </w:pPr>
+    </w:p>
+    <w:p>
+      <w:pPr>
+        <w:spacing w:before="0" w:after="0"/>
+      </w:pPr>
+    </w:p>
+    <w:p>
+      <w:pPr>
+        <w:spacing w:before="0" w:after="0"/>
+      </w:pPr>
+    </w:p>
     <w:bookmarkEnd w:id="31"/>
     <w:bookmarkStart w:id="32" w:name="第-16-题"/>
     <w:p>
@@ -9595,6 +10046,63 @@
       </w:r>
     </w:p>
     <w:p>
+      <w:pPr/>
+      <w:r>
+        <w:rPr>
+          <w:rFonts w:hint="eastAsia" w:ascii="Times New Roman" w:hAnsi="Times New Roman" w:eastAsia="Times New Roman" w:cs="Times New Roman"/>
+        </w:rPr>
+        <w:t>C、D</w:t>
+      </w:r>
+      <w:r>
+        <w:rPr>
+          <w:rFonts w:hint="eastAsia" w:ascii="Times New Roman" w:hAnsi="Times New Roman" w:eastAsia="FangSong" w:cs="Times New Roman"/>
+        </w:rPr>
+        <w:t>两种元素组成的化合物中</w:t>
+      </w:r>
+      <w:r>
+        <w:rPr>
+          <w:rFonts w:hint="eastAsia" w:ascii="Times New Roman" w:hAnsi="Times New Roman" w:eastAsia="Times New Roman" w:cs="Times New Roman"/>
+        </w:rPr>
+        <w:t>,</w:t>
+      </w:r>
+      <w:r>
+        <w:rPr>
+          <w:rFonts w:hint="eastAsia" w:ascii="Times New Roman" w:hAnsi="Times New Roman" w:eastAsia="FangSong" w:cs="Times New Roman"/>
+        </w:rPr>
+        <w:t>既含有离子键</w:t>
+      </w:r>
+      <w:r>
+        <w:rPr>
+          <w:rFonts w:hint="eastAsia" w:ascii="Times New Roman" w:hAnsi="Times New Roman" w:eastAsia="Times New Roman" w:cs="Times New Roman"/>
+        </w:rPr>
+        <w:t>,</w:t>
+      </w:r>
+      <w:r>
+        <w:rPr>
+          <w:rFonts w:hint="eastAsia" w:ascii="Times New Roman" w:hAnsi="Times New Roman" w:eastAsia="FangSong" w:cs="Times New Roman"/>
+        </w:rPr>
+        <w:t>又含有非极性共价键</w:t>
+      </w:r>
+      <w:r>
+        <w:rPr>
+          <w:rFonts w:hint="eastAsia" w:ascii="Times New Roman" w:hAnsi="Times New Roman" w:eastAsia="Times New Roman" w:cs="Times New Roman"/>
+        </w:rPr>
+        <w:t>,</w:t>
+      </w:r>
+      <w:r>
+        <w:rPr>
+          <w:rFonts w:hint="eastAsia" w:ascii="Times New Roman" w:hAnsi="Times New Roman" w:eastAsia="FangSong" w:cs="Times New Roman"/>
+        </w:rPr>
+        <w:t>该化合物的电子式为</w:t>
+      </w:r>
+      <w:r>
+        <w:rPr>
+          <w:rFonts w:hint="eastAsia" w:ascii="Times New Roman" w:hAnsi="Times New Roman" w:eastAsia="Times New Roman" w:cs="Times New Roman"/>
+        </w:rPr>
+        <w:t>____。</w:t>
+      </w:r>
+    </w:p>
+    <w:p>
       <w:pPr>
         <w:numPr>
           <w:ilvl w:val="0"/>
@@ -9603,68 +10111,6 @@
       </w:pPr>
       <w:r>
         <w:rPr>
-          <w:rFonts w:hint="eastAsia" w:ascii="Times New Roman" w:hAnsi="Times New Roman" w:eastAsia="Times New Roman" w:cs="Times New Roman"/>
-        </w:rPr>
-        <w:t>C、D</w:t>
-      </w:r>
-      <w:r>
-        <w:rPr>
-          <w:rFonts w:hint="eastAsia" w:ascii="Times New Roman" w:hAnsi="Times New Roman" w:eastAsia="FangSong" w:cs="Times New Roman"/>
-        </w:rPr>
-        <w:t>两种元素组成的化合物中</w:t>
-      </w:r>
-      <w:r>
-        <w:rPr>
-          <w:rFonts w:hint="eastAsia" w:ascii="Times New Roman" w:hAnsi="Times New Roman" w:eastAsia="Times New Roman" w:cs="Times New Roman"/>
-        </w:rPr>
-        <w:t>,</w:t>
-      </w:r>
-      <w:r>
-        <w:rPr>
-          <w:rFonts w:hint="eastAsia" w:ascii="Times New Roman" w:hAnsi="Times New Roman" w:eastAsia="FangSong" w:cs="Times New Roman"/>
-        </w:rPr>
-        <w:t>既含有离子键</w:t>
-      </w:r>
-      <w:r>
-        <w:rPr>
-          <w:rFonts w:hint="eastAsia" w:ascii="Times New Roman" w:hAnsi="Times New Roman" w:eastAsia="Times New Roman" w:cs="Times New Roman"/>
-        </w:rPr>
-        <w:t>,</w:t>
-      </w:r>
-      <w:r>
-        <w:rPr>
-          <w:rFonts w:hint="eastAsia" w:ascii="Times New Roman" w:hAnsi="Times New Roman" w:eastAsia="FangSong" w:cs="Times New Roman"/>
-        </w:rPr>
-        <w:t>又含有非极性共价键</w:t>
-      </w:r>
-      <w:r>
-        <w:rPr>
-          <w:rFonts w:hint="eastAsia" w:ascii="Times New Roman" w:hAnsi="Times New Roman" w:eastAsia="Times New Roman" w:cs="Times New Roman"/>
-        </w:rPr>
-        <w:t>,</w:t>
-      </w:r>
-      <w:r>
-        <w:rPr>
-          <w:rFonts w:hint="eastAsia" w:ascii="Times New Roman" w:hAnsi="Times New Roman" w:eastAsia="FangSong" w:cs="Times New Roman"/>
-        </w:rPr>
-        <w:t>该化合物的电子式为</w:t>
-      </w:r>
-      <w:r>
-        <w:rPr>
-          <w:rFonts w:hint="eastAsia" w:ascii="Times New Roman" w:hAnsi="Times New Roman" w:eastAsia="Times New Roman" w:cs="Times New Roman"/>
-        </w:rPr>
-        <w:t>____。</w:t>
-      </w:r>
-    </w:p>
-    <w:p>
-      <w:pPr>
-        <w:numPr>
-          <w:ilvl w:val="0"/>
-          <w:numId w:val="1013"/>
-        </w:numPr>
-      </w:pPr>
-      <w:r>
-        <w:rPr>
           <w:rFonts w:ascii="Times New Roman" w:hAnsi="Times New Roman" w:eastAsia="Times New Roman" w:cs="Times New Roman"/>
         </w:rPr>
         <w:t xml:space="preserve">E、F </w:t>
@@ -9707,6 +10153,16 @@
         </w:rPr>
         <w:t xml:space="preserve">_。</w:t>
       </w:r>
+    </w:p>
+    <w:p>
+      <w:pPr>
+        <w:spacing w:before="0" w:after="0"/>
+      </w:pPr>
+    </w:p>
+    <w:p>
+      <w:pPr>
+        <w:spacing w:before="0" w:after="0"/>
+      </w:pPr>
     </w:p>
     <w:bookmarkEnd w:id="32"/>
     <w:bookmarkStart w:id="36" w:name="第-17-题"/>
@@ -10065,7 +10521,7 @@
         </w:rPr>
         <w:drawing>
           <wp:inline>
-            <wp:extent cx="3240000" cy="2802413"/>
+            <wp:extent cx="3239999" cy="2802413"/>
             <wp:effectExtent b="0" l="0" r="0" t="0"/>
             <wp:docPr descr="" title="" id="34" name="Picture"/>
             <a:graphic>
@@ -10086,7 +10542,7 @@
                   <pic:spPr bwMode="auto">
                     <a:xfrm>
                       <a:off x="0" y="0"/>
-                      <a:ext cx="3240000" cy="2802413"/>
+                      <a:ext cx="3239999" cy="2802413"/>
                     </a:xfrm>
                     <a:prstGeom prst="rect">
                       <a:avLst/>
@@ -10105,6 +10561,16 @@
         </w:drawing>
       </w:r>
     </w:p>
+    <w:p>
+      <w:pPr>
+        <w:spacing w:before="0" w:after="0"/>
+      </w:pPr>
+    </w:p>
+    <w:p>
+      <w:pPr>
+        <w:spacing w:before="0" w:after="0"/>
+      </w:pPr>
+    </w:p>
     <w:bookmarkEnd w:id="36"/>
     <w:bookmarkStart w:id="37" w:name="第-18-题"/>
     <w:p>
@@ -11448,6 +11914,46 @@
         <w:t>）</w:t>
       </w:r>
     </w:p>
+    <w:p>
+      <w:pPr>
+        <w:spacing w:before="0" w:after="0"/>
+      </w:pPr>
+    </w:p>
+    <w:p>
+      <w:pPr>
+        <w:spacing w:before="0" w:after="0"/>
+      </w:pPr>
+    </w:p>
+    <w:p>
+      <w:pPr>
+        <w:spacing w:before="0" w:after="0"/>
+      </w:pPr>
+    </w:p>
+    <w:p>
+      <w:pPr>
+        <w:spacing w:before="0" w:after="0"/>
+      </w:pPr>
+    </w:p>
+    <w:p>
+      <w:pPr>
+        <w:spacing w:before="0" w:after="0"/>
+      </w:pPr>
+    </w:p>
+    <w:p>
+      <w:pPr>
+        <w:spacing w:before="0" w:after="0"/>
+      </w:pPr>
+    </w:p>
+    <w:p>
+      <w:pPr>
+        <w:spacing w:before="0" w:after="0"/>
+      </w:pPr>
+    </w:p>
+    <w:p>
+      <w:pPr>
+        <w:spacing w:before="0" w:after="0"/>
+      </w:pPr>
+    </w:p>
     <w:bookmarkEnd w:id="38"/>
     <w:bookmarkStart w:id="42" w:name="第-19-题"/>
     <w:p>
@@ -11694,7 +12200,7 @@
         </w:rPr>
         <w:drawing>
           <wp:inline>
-            <wp:extent cx="3600000" cy="2031901"/>
+            <wp:extent cx="3600000" cy="2000000"/>
             <wp:effectExtent b="0" l="0" r="0" t="0"/>
             <wp:docPr descr="" title="" id="40" name="Picture"/>
             <a:graphic>
@@ -11715,7 +12221,7 @@
                   <pic:spPr bwMode="auto">
                     <a:xfrm>
                       <a:off x="0" y="0"/>
-                      <a:ext cx="3600000" cy="2031901"/>
+                      <a:ext cx="3600000" cy="2000000"/>
                     </a:xfrm>
                     <a:prstGeom prst="rect">
                       <a:avLst/>
@@ -11734,6 +12240,16 @@
         </w:drawing>
       </w:r>
     </w:p>
+    <w:p>
+      <w:pPr>
+        <w:spacing w:before="0" w:after="0"/>
+      </w:pPr>
+    </w:p>
+    <w:p>
+      <w:pPr>
+        <w:spacing w:before="0" w:after="0"/>
+      </w:pPr>
+    </w:p>
     <w:bookmarkEnd w:id="42"/>
     <w:bookmarkStart w:id="43" w:name="第-20-题"/>
     <w:p>
@@ -12004,6 +12520,21 @@
         </w:rPr>
         <w:t xml:space="preserve"> ____。</w:t>
       </w:r>
+    </w:p>
+    <w:p>
+      <w:pPr>
+        <w:spacing w:before="0" w:after="0"/>
+      </w:pPr>
+    </w:p>
+    <w:p>
+      <w:pPr>
+        <w:spacing w:before="0" w:after="0"/>
+      </w:pPr>
+    </w:p>
+    <w:p>
+      <w:pPr>
+        <w:spacing w:before="0" w:after="0"/>
+      </w:pPr>
     </w:p>
     <w:bookmarkEnd w:id="43"/>
     <w:bookmarkStart w:id="44" w:name="第-21-题"/>
@@ -12673,6 +13204,46 @@
         <w:t>。</w:t>
       </w:r>
     </w:p>
+    <w:p>
+      <w:pPr>
+        <w:spacing w:before="0" w:after="0"/>
+      </w:pPr>
+    </w:p>
+    <w:p>
+      <w:pPr>
+        <w:spacing w:before="0" w:after="0"/>
+      </w:pPr>
+    </w:p>
+    <w:p>
+      <w:pPr>
+        <w:spacing w:before="0" w:after="0"/>
+      </w:pPr>
+    </w:p>
+    <w:p>
+      <w:pPr>
+        <w:spacing w:before="0" w:after="0"/>
+      </w:pPr>
+    </w:p>
+    <w:p>
+      <w:pPr>
+        <w:spacing w:before="0" w:after="0"/>
+      </w:pPr>
+    </w:p>
+    <w:p>
+      <w:pPr>
+        <w:spacing w:before="0" w:after="0"/>
+      </w:pPr>
+    </w:p>
+    <w:p>
+      <w:pPr>
+        <w:spacing w:before="0" w:after="0"/>
+      </w:pPr>
+    </w:p>
+    <w:p>
+      <w:pPr>
+        <w:spacing w:before="0" w:after="0"/>
+      </w:pPr>
+    </w:p>
     <w:bookmarkEnd w:id="44"/>
     <w:bookmarkStart w:id="45" w:name="第-22-题"/>
     <w:p>
@@ -13018,6 +13589,46 @@
         <w:t>。)</w:t>
       </w:r>
     </w:p>
+    <w:p>
+      <w:pPr>
+        <w:spacing w:before="0" w:after="0"/>
+      </w:pPr>
+    </w:p>
+    <w:p>
+      <w:pPr>
+        <w:spacing w:before="0" w:after="0"/>
+      </w:pPr>
+    </w:p>
+    <w:p>
+      <w:pPr>
+        <w:spacing w:before="0" w:after="0"/>
+      </w:pPr>
+    </w:p>
+    <w:p>
+      <w:pPr>
+        <w:spacing w:before="0" w:after="0"/>
+      </w:pPr>
+    </w:p>
+    <w:p>
+      <w:pPr>
+        <w:spacing w:before="0" w:after="0"/>
+      </w:pPr>
+    </w:p>
+    <w:p>
+      <w:pPr>
+        <w:spacing w:before="0" w:after="0"/>
+      </w:pPr>
+    </w:p>
+    <w:p>
+      <w:pPr>
+        <w:spacing w:before="0" w:after="0"/>
+      </w:pPr>
+    </w:p>
+    <w:p>
+      <w:pPr>
+        <w:spacing w:before="0" w:after="0"/>
+      </w:pPr>
+    </w:p>
     <w:bookmarkEnd w:id="45"/>
     <w:bookmarkStart w:id="46" w:name="第-23-题"/>
     <w:p>
@@ -13501,6 +14112,46 @@
         </w:rPr>
         <w:t>)。</w:t>
       </w:r>
+    </w:p>
+    <w:p>
+      <w:pPr>
+        <w:spacing w:before="0" w:after="0"/>
+      </w:pPr>
+    </w:p>
+    <w:p>
+      <w:pPr>
+        <w:spacing w:before="0" w:after="0"/>
+      </w:pPr>
+    </w:p>
+    <w:p>
+      <w:pPr>
+        <w:spacing w:before="0" w:after="0"/>
+      </w:pPr>
+    </w:p>
+    <w:p>
+      <w:pPr>
+        <w:spacing w:before="0" w:after="0"/>
+      </w:pPr>
+    </w:p>
+    <w:p>
+      <w:pPr>
+        <w:spacing w:before="0" w:after="0"/>
+      </w:pPr>
+    </w:p>
+    <w:p>
+      <w:pPr>
+        <w:spacing w:before="0" w:after="0"/>
+      </w:pPr>
+    </w:p>
+    <w:p>
+      <w:pPr>
+        <w:spacing w:before="0" w:after="0"/>
+      </w:pPr>
+    </w:p>
+    <w:p>
+      <w:pPr>
+        <w:spacing w:before="0" w:after="0"/>
+      </w:pPr>
     </w:p>
     <w:bookmarkEnd w:id="46"/>
     <w:bookmarkStart w:id="47" w:name="第-24-题"/>
@@ -15237,6 +15888,46 @@
         <w:t>)。</w:t>
       </w:r>
     </w:p>
+    <w:p>
+      <w:pPr>
+        <w:spacing w:before="0" w:after="0"/>
+      </w:pPr>
+    </w:p>
+    <w:p>
+      <w:pPr>
+        <w:spacing w:before="0" w:after="0"/>
+      </w:pPr>
+    </w:p>
+    <w:p>
+      <w:pPr>
+        <w:spacing w:before="0" w:after="0"/>
+      </w:pPr>
+    </w:p>
+    <w:p>
+      <w:pPr>
+        <w:spacing w:before="0" w:after="0"/>
+      </w:pPr>
+    </w:p>
+    <w:p>
+      <w:pPr>
+        <w:spacing w:before="0" w:after="0"/>
+      </w:pPr>
+    </w:p>
+    <w:p>
+      <w:pPr>
+        <w:spacing w:before="0" w:after="0"/>
+      </w:pPr>
+    </w:p>
+    <w:p>
+      <w:pPr>
+        <w:spacing w:before="0" w:after="0"/>
+      </w:pPr>
+    </w:p>
+    <w:p>
+      <w:pPr>
+        <w:spacing w:before="0" w:after="0"/>
+      </w:pPr>
+    </w:p>
     <w:bookmarkEnd w:id="47"/>
     <w:bookmarkStart w:id="48" w:name="第-25-题"/>
     <w:p>
@@ -16628,6 +17319,46 @@
         </w:rPr>
         <w:t>?</w:t>
       </w:r>
+    </w:p>
+    <w:p>
+      <w:pPr>
+        <w:spacing w:before="0" w:after="0"/>
+      </w:pPr>
+    </w:p>
+    <w:p>
+      <w:pPr>
+        <w:spacing w:before="0" w:after="0"/>
+      </w:pPr>
+    </w:p>
+    <w:p>
+      <w:pPr>
+        <w:spacing w:before="0" w:after="0"/>
+      </w:pPr>
+    </w:p>
+    <w:p>
+      <w:pPr>
+        <w:spacing w:before="0" w:after="0"/>
+      </w:pPr>
+    </w:p>
+    <w:p>
+      <w:pPr>
+        <w:spacing w:before="0" w:after="0"/>
+      </w:pPr>
+    </w:p>
+    <w:p>
+      <w:pPr>
+        <w:spacing w:before="0" w:after="0"/>
+      </w:pPr>
+    </w:p>
+    <w:p>
+      <w:pPr>
+        <w:spacing w:before="0" w:after="0"/>
+      </w:pPr>
+    </w:p>
+    <w:p>
+      <w:pPr>
+        <w:spacing w:before="0" w:after="0"/>
+      </w:pPr>
     </w:p>
     <w:p>
       <w:pPr>

--- a/00-首页/题组Word/专项卷/一分册/专项卷VII-学生版.docx
+++ b/00-首页/题组Word/专项卷/一分册/专项卷VII-学生版.docx
@@ -1045,8 +1045,8 @@
     <w:p>
       <w:pPr>
         <w:pStyle w:val="BodyText"/>
+        <w:spacing w:before="0" w:after="0"/>
         <w:ind w:left="480" w:hanging="480"/>
-        <w:spacing w:after="0"/>
       </w:pPr>
       <w:r>
         <w:rPr>
@@ -1058,34 +1058,34 @@
     <w:p>
       <w:pPr>
         <w:pStyle w:val="BodyText"/>
+        <w:spacing w:before="0" w:after="0"/>
         <w:ind w:left="480" w:hanging="480"/>
+      </w:pPr>
+      <w:r>
+        <w:rPr>
+          <w:rFonts w:ascii="Times New Roman" w:hAnsi="Times New Roman" w:eastAsia="Times New Roman" w:cs="Times New Roman"/>
+        </w:rPr>
+        <w:t xml:space="preserve">B. ②④　</w:t>
+      </w:r>
+    </w:p>
+    <w:p>
+      <w:pPr>
+        <w:pStyle w:val="BodyText"/>
         <w:spacing w:before="0" w:after="0"/>
-      </w:pPr>
-      <w:r>
-        <w:rPr>
-          <w:rFonts w:ascii="Times New Roman" w:hAnsi="Times New Roman" w:eastAsia="Times New Roman" w:cs="Times New Roman"/>
-        </w:rPr>
-        <w:t xml:space="preserve">B. ②④　</w:t>
+        <w:ind w:left="480" w:hanging="480"/>
+      </w:pPr>
+      <w:r>
+        <w:rPr>
+          <w:rFonts w:ascii="Times New Roman" w:hAnsi="Times New Roman" w:eastAsia="Times New Roman" w:cs="Times New Roman"/>
+        </w:rPr>
+        <w:t xml:space="preserve">C. ①④　</w:t>
       </w:r>
     </w:p>
     <w:p>
       <w:pPr>
         <w:pStyle w:val="BodyText"/>
+        <w:spacing w:before="0" w:after="0"/>
         <w:ind w:left="480" w:hanging="480"/>
-        <w:spacing w:before="0" w:after="0"/>
-      </w:pPr>
-      <w:r>
-        <w:rPr>
-          <w:rFonts w:ascii="Times New Roman" w:hAnsi="Times New Roman" w:eastAsia="Times New Roman" w:cs="Times New Roman"/>
-        </w:rPr>
-        <w:t xml:space="preserve">C. ①④　</w:t>
-      </w:r>
-    </w:p>
-    <w:p>
-      <w:pPr>
-        <w:pStyle w:val="BodyText"/>
-        <w:ind w:left="480" w:hanging="480"/>
-        <w:spacing w:before="0" w:after="180"/>
       </w:pPr>
       <w:r>
         <w:rPr>
@@ -1730,6 +1730,7 @@
     <w:p>
       <w:pPr>
         <w:pStyle w:val="BodyText"/>
+        <w:spacing w:before="0" w:after="0"/>
       </w:pPr>
       <w:r>
         <w:rPr>
@@ -1895,6 +1896,7 @@
     <w:p>
       <w:pPr>
         <w:pStyle w:val="BodyText"/>
+        <w:spacing w:before="0" w:after="0"/>
       </w:pPr>
       <w:r>
         <w:rPr>
@@ -2042,6 +2044,7 @@
     <w:p>
       <w:pPr>
         <w:pStyle w:val="BodyText"/>
+        <w:spacing w:before="0" w:after="0"/>
       </w:pPr>
       <w:r>
         <w:rPr>
@@ -2225,6 +2228,7 @@
     <w:p>
       <w:pPr>
         <w:pStyle w:val="BodyText"/>
+        <w:spacing w:before="0" w:after="0"/>
       </w:pPr>
       <w:r>
         <w:rPr>
@@ -2712,6 +2716,7 @@
     <w:p>
       <w:pPr>
         <w:pStyle w:val="BodyText"/>
+        <w:spacing w:before="0" w:after="0"/>
       </w:pPr>
       <w:r>
         <w:rPr>
@@ -2964,6 +2969,7 @@
     <w:p>
       <w:pPr>
         <w:pStyle w:val="BodyText"/>
+        <w:spacing w:before="0" w:after="0"/>
       </w:pPr>
       <w:r>
         <w:rPr>
@@ -3244,6 +3250,7 @@
     <w:p>
       <w:pPr>
         <w:pStyle w:val="BodyText"/>
+        <w:spacing w:before="0" w:after="0"/>
       </w:pPr>
       <w:r>
         <w:rPr>
@@ -3484,6 +3491,7 @@
     <w:p>
       <w:pPr>
         <w:pStyle w:val="BodyText"/>
+        <w:spacing w:before="0" w:after="0"/>
       </w:pPr>
       <w:r>
         <w:rPr>
@@ -10046,7 +10054,9 @@
       </w:r>
     </w:p>
     <w:p>
-      <w:pPr/>
+      <w:pPr>
+        <w:spacing w:before="0" w:after="0"/>
+      </w:pPr>
       <w:r>
         <w:rPr>
           <w:rFonts w:hint="eastAsia" w:ascii="Times New Roman" w:hAnsi="Times New Roman" w:eastAsia="Times New Roman" w:cs="Times New Roman"/>
@@ -10339,6 +10349,7 @@
     <w:p>
       <w:pPr>
         <w:pStyle w:val="FirstParagraph"/>
+        <w:spacing w:before="0" w:after="0"/>
       </w:pPr>
       <w:r>
         <w:rPr>
@@ -10400,6 +10411,7 @@
     <w:p>
       <w:pPr>
         <w:pStyle w:val="BodyText"/>
+        <w:spacing w:before="0" w:after="0"/>
       </w:pPr>
       <w:r>
         <w:rPr>
@@ -10429,6 +10441,7 @@
     <w:p>
       <w:pPr>
         <w:pStyle w:val="BodyText"/>
+        <w:spacing w:before="0" w:after="0"/>
       </w:pPr>
       <w:r>
         <w:rPr>
@@ -10446,6 +10459,7 @@
     <w:p>
       <w:pPr>
         <w:pStyle w:val="BodyText"/>
+        <w:spacing w:before="0" w:after="0"/>
       </w:pPr>
       <w:r>
         <w:rPr>
@@ -12075,6 +12089,7 @@
     <w:p>
       <w:pPr>
         <w:pStyle w:val="FirstParagraph"/>
+        <w:spacing w:before="0" w:after="0"/>
       </w:pPr>
       <w:r>
         <w:rPr>
@@ -12092,6 +12107,7 @@
     <w:p>
       <w:pPr>
         <w:pStyle w:val="BodyText"/>
+        <w:spacing w:before="0" w:after="0"/>
       </w:pPr>
       <w:r>
         <w:rPr>
@@ -12145,6 +12161,7 @@
     <w:p>
       <w:pPr>
         <w:pStyle w:val="BodyText"/>
+        <w:spacing w:before="0" w:after="0"/>
       </w:pPr>
       <w:r>
         <w:rPr>
@@ -12174,6 +12191,7 @@
     <w:p>
       <w:pPr>
         <w:pStyle w:val="BodyText"/>
+        <w:spacing w:before="0" w:after="0"/>
       </w:pPr>
       <w:r>
         <w:rPr>
@@ -19232,7 +19250,7 @@
     <ns0:rPr>
       <ns0:rFonts ns0:ascii="Times New Roman" ns0:cs="Times New Roman" ns0:eastAsia="SimHei" ns0:hAnsi="Times New Roman"/>
       <ns0:b/>
-      <ns0:color ns0:val="17324D"/>
+      <ns0:color ns0:val="000000"/>
       <ns0:sz ns0:val="44"/>
       <ns0:szCs ns0:val="56"/>
     </ns0:rPr>
@@ -19374,7 +19392,7 @@
     <ns0:rPr>
       <ns0:rFonts ns0:ascii="Times New Roman" ns0:cs="Times New Roman" ns0:eastAsia="SimHei" ns0:hAnsi="Times New Roman"/>
       <ns0:b/>
-      <ns0:color ns0:val="17324D"/>
+      <ns0:color ns0:val="000000"/>
       <ns0:sz ns0:val="32"/>
       <ns0:szCs ns0:val="40"/>
     </ns0:rPr>
@@ -19398,7 +19416,7 @@
     <ns0:rPr>
       <ns0:rFonts ns0:ascii="Times New Roman" ns0:cs="Times New Roman" ns0:eastAsia="SimHei" ns0:hAnsi="Times New Roman"/>
       <ns0:b/>
-      <ns0:color ns0:val="17324D"/>
+      <ns0:color ns0:val="000000"/>
       <ns0:sz ns0:val="28"/>
       <ns0:szCs ns0:val="32"/>
     </ns0:rPr>
@@ -19422,7 +19440,7 @@
     <ns0:rPr>
       <ns0:rFonts ns0:ascii="Times New Roman" ns0:cs="Times New Roman" ns0:eastAsia="SimHei" ns0:hAnsi="Times New Roman"/>
       <ns0:b/>
-      <ns0:color ns0:val="17324D"/>
+      <ns0:color ns0:val="000000"/>
       <ns0:sz ns0:val="25"/>
       <ns0:szCs ns0:val="28"/>
     </ns0:rPr>
